--- a/resumes/parcours-am-2025.docx
+++ b/resumes/parcours-am-2025.docx
@@ -310,6 +310,118 @@
     <w:p>
       <w:r>
         <w:rPr>
+          <w:b/>
+          <w:i w:val="0"/>
+        </w:rPr>
+        <w:t>Suivi de l'accord</w:t>
+      </w:r>
+      <w:r>
+        <w:rPr>
+          <w:b w:val="0"/>
+          <w:i w:val="0"/>
+        </w:rPr>
+        <w:t xml:space="preserve"> </w:t>
+      </w:r>
+      <w:r>
+        <w:rPr>
+          <w:b w:val="0"/>
+          <w:i/>
+          <w:color w:val="5B6578"/>
+        </w:rPr>
+        <w:t>(Art. 4)</w:t>
+      </w:r>
+    </w:p>
+    <w:p>
+      <w:pPr>
+        <w:pStyle w:val="ListBullet"/>
+      </w:pPr>
+      <w:r>
+        <w:rPr>
+          <w:b w:val="0"/>
+          <w:i w:val="0"/>
+        </w:rPr>
+        <w:t xml:space="preserve">Accord conclu pour une </w:t>
+      </w:r>
+      <w:r>
+        <w:rPr>
+          <w:b/>
+          <w:i w:val="0"/>
+        </w:rPr>
+        <w:t>durée indéterminée</w:t>
+      </w:r>
+      <w:r>
+        <w:rPr>
+          <w:b w:val="0"/>
+          <w:i w:val="0"/>
+        </w:rPr>
+        <w:t xml:space="preserve">, entré en vigueur le 1er avril 2025 </w:t>
+      </w:r>
+      <w:r>
+        <w:rPr>
+          <w:b w:val="0"/>
+          <w:i/>
+          <w:color w:val="5B6578"/>
+        </w:rPr>
+        <w:t>(Art. 4.1)</w:t>
+      </w:r>
+    </w:p>
+    <w:p>
+      <w:pPr>
+        <w:pStyle w:val="ListBullet"/>
+      </w:pPr>
+      <w:r>
+        <w:rPr>
+          <w:b w:val="0"/>
+          <w:i w:val="0"/>
+        </w:rPr>
+        <w:t xml:space="preserve">Révision possible à la demande d'une organisation syndicale représentative ou de la Direction </w:t>
+      </w:r>
+      <w:r>
+        <w:rPr>
+          <w:b w:val="0"/>
+          <w:i/>
+          <w:color w:val="5B6578"/>
+        </w:rPr>
+        <w:t>(Art. 4.2)</w:t>
+      </w:r>
+      <w:r>
+        <w:rPr>
+          <w:b w:val="0"/>
+          <w:i w:val="0"/>
+        </w:rPr>
+        <w:t xml:space="preserve"> ; dénonciation possible par lettre recommandée, l'accord restant applicable jusqu'au dernier jour des mandats CSE en cours </w:t>
+      </w:r>
+      <w:r>
+        <w:rPr>
+          <w:b w:val="0"/>
+          <w:i/>
+          <w:color w:val="5B6578"/>
+        </w:rPr>
+        <w:t>(Art. 4.3)</w:t>
+      </w:r>
+    </w:p>
+    <w:p>
+      <w:pPr>
+        <w:pStyle w:val="ListBullet"/>
+      </w:pPr>
+      <w:r>
+        <w:rPr>
+          <w:b/>
+          <w:i w:val="0"/>
+        </w:rPr>
+        <w:t>Aucune commission de suivi ni bilan périodique spécifique</w:t>
+      </w:r>
+      <w:r>
+        <w:rPr>
+          <w:b w:val="0"/>
+          <w:i w:val="0"/>
+        </w:rPr>
+        <w:t xml:space="preserve"> à ce parcours n'est prévu par l'accord.</w:t>
+      </w:r>
+    </w:p>
+    <w:p>
+      <w:r>
+        <w:rPr>
           <w:color w:val="5B6578"/>
           <w:sz w:val="16"/>
         </w:rPr>
@@ -324,6 +436,32 @@
           <w:color w:val="5B6578"/>
         </w:rPr>
         <w:t>Source : accord du 11 mars 2025, en vigueur depuis le 1er avril 2025.</w:t>
+      </w:r>
+    </w:p>
+    <w:p>
+      <w:r>
+        <w:rPr>
+          <w:b w:val="0"/>
+          <w:i/>
+          <w:color w:val="5B6578"/>
+        </w:rPr>
+        <w:t xml:space="preserve">Les références entre parenthèses renvoient aux articles de l'accord. Seul le texte intégral fait référence : </w:t>
+      </w:r>
+      <w:r>
+        <w:rPr>
+          <w:b w:val="0"/>
+          <w:i/>
+          <w:color w:val="5B6578"/>
+        </w:rPr>
+        <w:t>accord complet (PDF)</w:t>
+      </w:r>
+      <w:r>
+        <w:rPr>
+          <w:b w:val="0"/>
+          <w:i/>
+          <w:color w:val="5B6578"/>
+        </w:rPr>
+        <w:t>.</w:t>
       </w:r>
     </w:p>
     <w:sectPr>

--- a/resumes/parcours-am-2025.docx
+++ b/resumes/parcours-am-2025.docx
@@ -296,15 +296,7 @@
           <w:b w:val="0"/>
           <w:i w:val="0"/>
         </w:rPr>
-        <w:t xml:space="preserve"> : ICO (Mario Campone, DG), CGT-FO (signature par délégation de Miguel Boisseau), Sud Santé-Sociaux, CFE-CGC. </w:t>
-      </w:r>
-      <w:r>
-        <w:rPr>
-          <w:b w:val="0"/>
-          <w:i/>
-          <w:color w:val="5B6578"/>
-        </w:rPr>
-        <w:t>(Pas de signataire CFDT.)</w:t>
+        <w:t xml:space="preserve"> : ICO (Mario Campone, DG), CGT-FO (signature par délégation de Miguel Boisseau), Sud Santé-Sociaux, CFE-CGC.</w:t>
       </w:r>
     </w:p>
     <w:p>
